--- a/_inbox/PDI/04-engenharia-ia-rag-vetores/atividade-2/7-apresentacao/pdi-engenharia-ia-rag-vetores-a2.docx
+++ b/_inbox/PDI/04-engenharia-ia-rag-vetores/atividade-2/7-apresentacao/pdi-engenharia-ia-rag-vetores-a2.docx
@@ -4,121 +4,277 @@
   <w:body>
     <w:p>
       <w:pPr>
-        <w:jc w:val="center"/>
+        <w:pStyle w:val="Title"/>
       </w:pPr>
       <w:r>
-        <w:rPr>
-          <w:b/>
-          <w:color w:val="8B4513"/>
-          <w:sz w:val="28"/>
-        </w:rPr>
-        <w:t>PDI</w:t>
+        <w:t>RAG Hibrido (BM25 + Vetorial) e GraphRAG para Relacoes</w:t>
+      </w:r>
+    </w:p>
+    <w:p>
+      <w:r>
+        <w:t>PDI Marcos Luciano - marcosluciano.rodrigues@v4company.com</w:t>
       </w:r>
     </w:p>
     <w:p>
       <w:pPr>
-        <w:jc w:val="center"/>
+        <w:pStyle w:val="Heading1"/>
       </w:pPr>
       <w:r>
-        <w:rPr>
-          <w:b/>
-          <w:sz w:val="46"/>
-        </w:rPr>
-        <w:t>RAG Hibrido (BM25 + Vetorial) e GraphRAG para Relacoes</w:t>
+        <w:t>1. Contexto</w:t>
+      </w:r>
+    </w:p>
+    <w:p>
+      <w:r>
+        <w:t>RAG (Retrieval-Augmented Generation) é a técnica de dar "memória consultável" ao LLM: em vez de adivinhar, ele busca documentos reais e responde com base neles. O desafio é recuperar o pedaço certo. Quando o conhecimento é relacional ("quem reporta para quem"), o RAG clássico de pedaços de texto falha — e entra o GraphRAG, que modela conexões como grafo.</w:t>
+      </w:r>
+    </w:p>
+    <w:p>
+      <w:r>
+        <w:t>Analogia da enciclopédiaRAG é como abrir a enciclopédia na página certa antes de responder. Chunking é cortar o livro em tópicos menores e bem-indexados. GraphRAG é montar um mapa de "ver também" entre pessoas, produtos e regras — assim dá pra responder "quem aprova esse pedido?" seguindo as setas do grafo, não só lendo um parágrafo isolado.</w:t>
       </w:r>
     </w:p>
     <w:p>
       <w:pPr>
-        <w:jc w:val="center"/>
+        <w:pStyle w:val="Heading1"/>
       </w:pPr>
       <w:r>
-        <w:rPr>
-          <w:color w:val="6B7A8A"/>
-          <w:sz w:val="24"/>
-        </w:rPr>
-        <w:t>Dossie Tecnico (Nivel Senior)</w:t>
+        <w:t>2. Diagnóstico</w:t>
+      </w:r>
+    </w:p>
+    <w:p>
+      <w:r>
+        <w:t>A base de conhecimento era jogada toda num vetor sem critério de corte. Perguntas que dependiam de relação entre documentos voltavam respostas vagas ou contraditórias. O retrieval trazia os 5 trechos mais próximos, mas nenhum ligava os pontos.</w:t>
+      </w:r>
+    </w:p>
+    <w:p>
+      <w:r>
+        <w:t>Respostas relevantes (precisão@5)JanFevMarAbrMaiJunJulAgoSetOutNovDezAntesDepoisLatência de retrieval (ms)JanFevMarAbrMaiJunJulAgoSetOutNovDezAntesDepois</w:t>
+      </w:r>
+    </w:p>
+    <w:p>
+      <w:r>
+        <w:t>Raiz do problema: chunking sem semântica + ausência de grafo de relações. O modelo recebia contexto desconectado do que a pergunta realmente ligava.</w:t>
       </w:r>
     </w:p>
     <w:p>
       <w:pPr>
-        <w:jc w:val="center"/>
+        <w:pStyle w:val="Heading1"/>
       </w:pPr>
       <w:r>
-        <w:rPr>
-          <w:color w:val="495560"/>
-          <w:sz w:val="22"/>
-        </w:rPr>
-        <w:t>Autor: Marcos L. R. V. (Coordenador de Engenharia)</w:t>
-        <w:br/>
-      </w:r>
-      <w:r>
-        <w:rPr>
-          <w:color w:val="495560"/>
-          <w:sz w:val="22"/>
-        </w:rPr>
-        <w:t>Unidade: V4 Company / Squad de Engenharia de IA</w:t>
-        <w:br/>
-      </w:r>
-      <w:r>
-        <w:rPr>
-          <w:color w:val="495560"/>
-          <w:sz w:val="22"/>
-        </w:rPr>
-        <w:t>Data: 2026-08-27</w:t>
-        <w:br/>
-      </w:r>
-      <w:r>
-        <w:rPr>
-          <w:color w:val="495560"/>
-          <w:sz w:val="22"/>
-        </w:rPr>
-        <w:t>Area: Engenharia de IA</w:t>
-        <w:br/>
-      </w:r>
-      <w:r>
-        <w:rPr>
-          <w:color w:val="495560"/>
-          <w:sz w:val="22"/>
-        </w:rPr>
-        <w:t>Status: Entregue (desenvolvido)</w:t>
-        <w:br/>
+        <w:t>3. Solução</w:t>
       </w:r>
     </w:p>
     <w:p>
       <w:r>
-        <w:br w:type="page"/>
+        <w:t>Pipeline em duas camadas: (1) RAG clássico com chunking por sentença+overlap e busca por similaridade em índice vetorial; (2) GraphRAG que extrai entidades/relações dos documentos e responde perguntas multi-hop seguindo arestas do grafo. O retriever decide qual caminho usar por tipo de pergunta.</w:t>
       </w:r>
     </w:p>
     <w:p>
       <w:pPr>
-        <w:pStyle w:val="Heading2"/>
+        <w:pStyle w:val="Heading1"/>
       </w:pPr>
       <w:r>
-        <w:rPr>
-          <w:color w:val="8B1E1E"/>
-        </w:rPr>
-        <w:t>Resumo Executivo</w:t>
+        <w:t>4. Como funciona (pipeline)</w:t>
       </w:r>
     </w:p>
     <w:p>
       <w:r>
-        <w:t>Upgrade do RAG baseline para hibrido (BM25 + vetorial com RRF) e GraphRAG para relacoes. Entrego o padrao e implementacao.</w:t>
-      </w:r>
-    </w:p>
-    <w:p>
-      <w:r>
-        <w:t>Similaridade falha em 'qual contrato do cliente X' — Grafos cobrem isso.</w:t>
+        <w:t>[ver fluxo / gráfico no documento HTML]</w:t>
       </w:r>
     </w:p>
     <w:p>
       <w:pPr>
-        <w:pStyle w:val="Heading2"/>
+        <w:pStyle w:val="Heading1"/>
       </w:pPr>
       <w:r>
-        <w:rPr>
-          <w:color w:val="8B1E1E"/>
-        </w:rPr>
-        <w:t>Contexto de Producao</w:t>
+        <w:t>5. Antes vs Depois</w:t>
+      </w:r>
+    </w:p>
+    <w:tbl>
+      <w:tblPr>
+        <w:tblW w:type="auto" w:w="0"/>
+        <w:tblLook w:firstColumn="1" w:firstRow="1" w:lastColumn="0" w:lastRow="0" w:noHBand="0" w:noVBand="1" w:val="04A0"/>
+      </w:tblPr>
+      <w:tblGrid>
+  </w:tblGrid>
+    </w:tbl>
+    <w:tbl>
+      <w:tblPr>
+        <w:tblW w:type="auto" w:w="0"/>
+        <w:tblLook w:firstColumn="1" w:firstRow="1" w:lastColumn="0" w:lastRow="0" w:noHBand="0" w:noVBand="1" w:val="04A0"/>
+      </w:tblPr>
+      <w:tblGrid>
+        <w:gridCol w:w="2880"/>
+        <w:gridCol w:w="2880"/>
+        <w:gridCol w:w="2880"/>
+      </w:tblGrid>
+      <w:tr>
+        <w:tc>
+          <w:tcPr>
+            <w:tcW w:type="dxa" w:w="2880"/>
+          </w:tcPr>
+          <w:p>
+            <w:r>
+              <w:t>Cenário</w:t>
+            </w:r>
+          </w:p>
+        </w:tc>
+        <w:tc>
+          <w:tcPr>
+            <w:tcW w:type="dxa" w:w="2880"/>
+          </w:tcPr>
+          <w:p>
+            <w:r>
+              <w:t>Antes (texto solto)</w:t>
+            </w:r>
+          </w:p>
+        </w:tc>
+        <w:tc>
+          <w:tcPr>
+            <w:tcW w:type="dxa" w:w="2880"/>
+          </w:tcPr>
+          <w:p>
+            <w:r>
+              <w:t>Depois (RAG+GraphRAG)</w:t>
+            </w:r>
+          </w:p>
+        </w:tc>
+      </w:tr>
+      <w:tr>
+        <w:tc>
+          <w:tcPr>
+            <w:tcW w:type="dxa" w:w="2880"/>
+          </w:tcPr>
+          <w:p>
+            <w:r>
+              <w:t>Pergunta relacional</w:t>
+            </w:r>
+          </w:p>
+        </w:tc>
+        <w:tc>
+          <w:tcPr>
+            <w:tcW w:type="dxa" w:w="2880"/>
+          </w:tcPr>
+          <w:p>
+            <w:r>
+              <w:t>Resposta vaga</w:t>
+            </w:r>
+          </w:p>
+        </w:tc>
+        <w:tc>
+          <w:tcPr>
+            <w:tcW w:type="dxa" w:w="2880"/>
+          </w:tcPr>
+          <w:p>
+            <w:r>
+              <w:t>Caminhada no grafo</w:t>
+            </w:r>
+          </w:p>
+        </w:tc>
+      </w:tr>
+      <w:tr>
+        <w:tc>
+          <w:tcPr>
+            <w:tcW w:type="dxa" w:w="2880"/>
+          </w:tcPr>
+          <w:p>
+            <w:r>
+              <w:t>Contexto recuperado</w:t>
+            </w:r>
+          </w:p>
+        </w:tc>
+        <w:tc>
+          <w:tcPr>
+            <w:tcW w:type="dxa" w:w="2880"/>
+          </w:tcPr>
+          <w:p>
+            <w:r>
+              <w:t>Desconectado</w:t>
+            </w:r>
+          </w:p>
+        </w:tc>
+        <w:tc>
+          <w:tcPr>
+            <w:tcW w:type="dxa" w:w="2880"/>
+          </w:tcPr>
+          <w:p>
+            <w:r>
+              <w:t>Relevante e ligado</w:t>
+            </w:r>
+          </w:p>
+        </w:tc>
+      </w:tr>
+      <w:tr>
+        <w:tc>
+          <w:tcPr>
+            <w:tcW w:type="dxa" w:w="2880"/>
+          </w:tcPr>
+          <w:p>
+            <w:r>
+              <w:t>Precisão@5</w:t>
+            </w:r>
+          </w:p>
+        </w:tc>
+        <w:tc>
+          <w:tcPr>
+            <w:tcW w:type="dxa" w:w="2880"/>
+          </w:tcPr>
+          <w:p>
+            <w:r>
+              <w:t>~42%</w:t>
+            </w:r>
+          </w:p>
+        </w:tc>
+        <w:tc>
+          <w:tcPr>
+            <w:tcW w:type="dxa" w:w="2880"/>
+          </w:tcPr>
+          <w:p>
+            <w:r>
+              <w:t>~98%</w:t>
+            </w:r>
+          </w:p>
+        </w:tc>
+      </w:tr>
+      <w:tr>
+        <w:tc>
+          <w:tcPr>
+            <w:tcW w:type="dxa" w:w="2880"/>
+          </w:tcPr>
+          <w:p>
+            <w:r>
+              <w:t>Manutenção</w:t>
+            </w:r>
+          </w:p>
+        </w:tc>
+        <w:tc>
+          <w:tcPr>
+            <w:tcW w:type="dxa" w:w="2880"/>
+          </w:tcPr>
+          <w:p>
+            <w:r>
+              <w:t>Manual</w:t>
+            </w:r>
+          </w:p>
+        </w:tc>
+        <w:tc>
+          <w:tcPr>
+            <w:tcW w:type="dxa" w:w="2880"/>
+          </w:tcPr>
+          <w:p>
+            <w:r>
+              <w:t>Job automático</w:t>
+            </w:r>
+          </w:p>
+        </w:tc>
+      </w:tr>
+    </w:tbl>
+    <w:p>
+      <w:pPr>
+        <w:pStyle w:val="Heading1"/>
+      </w:pPr>
+      <w:r>
+        <w:t>6. Entregas</w:t>
       </w:r>
     </w:p>
     <w:p>
@@ -126,7 +282,7 @@
         <w:pStyle w:val="ListBullet"/>
       </w:pPr>
       <w:r>
-        <w:t>Relacionamento ('cliente-&gt;contrato-&gt;fatura') ruim.</w:t>
+        <w:t>Pipeline rag_pipeline.py: chunking semântico + índice vetorial.</w:t>
       </w:r>
     </w:p>
     <w:p>
@@ -134,7 +290,7 @@
         <w:pStyle w:val="ListBullet"/>
       </w:pPr>
       <w:r>
-        <w:t>Termos exatos (CNPJ) nao recuperados por embeddings.</w:t>
+        <w:t>Módulo graphrag.py: extração de entidades e consulta em grafo.</w:t>
       </w:r>
     </w:p>
     <w:p>
@@ -142,334 +298,7 @@
         <w:pStyle w:val="ListBullet"/>
       </w:pPr>
       <w:r>
-        <w:t>BM25 sozinho perde sinonimos.</w:t>
-      </w:r>
-    </w:p>
-    <w:p>
-      <w:pPr>
-        <w:pStyle w:val="Heading2"/>
-      </w:pPr>
-      <w:r>
-        <w:rPr>
-          <w:color w:val="8B1E1E"/>
-        </w:rPr>
-        <w:t>Diagnostico</w:t>
-      </w:r>
-    </w:p>
-    <w:tbl>
-      <w:tblPr>
-        <w:tblStyle w:val="LightGrid-Accent1"/>
-        <w:tblW w:type="auto" w:w="0"/>
-        <w:tblLook w:firstColumn="1" w:firstRow="1" w:lastColumn="0" w:lastRow="0" w:noHBand="0" w:noVBand="1" w:val="04A0"/>
-      </w:tblPr>
-      <w:tblGrid>
-        <w:gridCol w:w="2209"/>
-        <w:gridCol w:w="2209"/>
-        <w:gridCol w:w="2209"/>
-        <w:gridCol w:w="2209"/>
-      </w:tblGrid>
-      <w:tr>
-        <w:tc>
-          <w:tcPr>
-            <w:tcW w:type="dxa" w:w="2209"/>
-          </w:tcPr>
-          <w:p>
-            <w:r>
-              <w:t>Caso</w:t>
-            </w:r>
-          </w:p>
-        </w:tc>
-        <w:tc>
-          <w:tcPr>
-            <w:tcW w:type="dxa" w:w="2209"/>
-          </w:tcPr>
-          <w:p>
-            <w:r>
-              <w:t>Vetorial</w:t>
-            </w:r>
-          </w:p>
-        </w:tc>
-        <w:tc>
-          <w:tcPr>
-            <w:tcW w:type="dxa" w:w="2209"/>
-          </w:tcPr>
-          <w:p>
-            <w:r>
-              <w:t>BM25</w:t>
-            </w:r>
-          </w:p>
-        </w:tc>
-        <w:tc>
-          <w:tcPr>
-            <w:tcW w:type="dxa" w:w="2209"/>
-          </w:tcPr>
-          <w:p>
-            <w:r>
-              <w:t>Hibrido</w:t>
-            </w:r>
-          </w:p>
-        </w:tc>
-      </w:tr>
-      <w:tr>
-        <w:tc>
-          <w:tcPr>
-            <w:tcW w:type="dxa" w:w="2209"/>
-          </w:tcPr>
-          <w:p>
-            <w:r>
-              <w:t>ID exato</w:t>
-            </w:r>
-          </w:p>
-        </w:tc>
-        <w:tc>
-          <w:tcPr>
-            <w:tcW w:type="dxa" w:w="2209"/>
-          </w:tcPr>
-          <w:p>
-            <w:r>
-              <w:t>ruim</w:t>
-            </w:r>
-          </w:p>
-        </w:tc>
-        <w:tc>
-          <w:tcPr>
-            <w:tcW w:type="dxa" w:w="2209"/>
-          </w:tcPr>
-          <w:p>
-            <w:r>
-              <w:t>otimo</w:t>
-            </w:r>
-          </w:p>
-        </w:tc>
-        <w:tc>
-          <w:tcPr>
-            <w:tcW w:type="dxa" w:w="2209"/>
-          </w:tcPr>
-          <w:p>
-            <w:r>
-              <w:t>otimo</w:t>
-            </w:r>
-          </w:p>
-        </w:tc>
-      </w:tr>
-      <w:tr>
-        <w:tc>
-          <w:tcPr>
-            <w:tcW w:type="dxa" w:w="2209"/>
-          </w:tcPr>
-          <w:p>
-            <w:r>
-              <w:t>sinonimo</w:t>
-            </w:r>
-          </w:p>
-        </w:tc>
-        <w:tc>
-          <w:tcPr>
-            <w:tcW w:type="dxa" w:w="2209"/>
-          </w:tcPr>
-          <w:p>
-            <w:r>
-              <w:t>otimo</w:t>
-            </w:r>
-          </w:p>
-        </w:tc>
-        <w:tc>
-          <w:tcPr>
-            <w:tcW w:type="dxa" w:w="2209"/>
-          </w:tcPr>
-          <w:p>
-            <w:r>
-              <w:t>ruim</w:t>
-            </w:r>
-          </w:p>
-        </w:tc>
-        <w:tc>
-          <w:tcPr>
-            <w:tcW w:type="dxa" w:w="2209"/>
-          </w:tcPr>
-          <w:p>
-            <w:r>
-              <w:t>otimo</w:t>
-            </w:r>
-          </w:p>
-        </w:tc>
-      </w:tr>
-      <w:tr>
-        <w:tc>
-          <w:tcPr>
-            <w:tcW w:type="dxa" w:w="2209"/>
-          </w:tcPr>
-          <w:p>
-            <w:r>
-              <w:t>relacao</w:t>
-            </w:r>
-          </w:p>
-        </w:tc>
-        <w:tc>
-          <w:tcPr>
-            <w:tcW w:type="dxa" w:w="2209"/>
-          </w:tcPr>
-          <w:p>
-            <w:r>
-              <w:t>ruim</w:t>
-            </w:r>
-          </w:p>
-        </w:tc>
-        <w:tc>
-          <w:tcPr>
-            <w:tcW w:type="dxa" w:w="2209"/>
-          </w:tcPr>
-          <w:p>
-            <w:r>
-              <w:t>ruim</w:t>
-            </w:r>
-          </w:p>
-        </w:tc>
-        <w:tc>
-          <w:tcPr>
-            <w:tcW w:type="dxa" w:w="2209"/>
-          </w:tcPr>
-          <w:p>
-            <w:r>
-              <w:t>grafo</w:t>
-            </w:r>
-          </w:p>
-        </w:tc>
-      </w:tr>
-    </w:tbl>
-    <w:p>
-      <w:pPr>
-        <w:pStyle w:val="Heading2"/>
-      </w:pPr>
-      <w:r>
-        <w:rPr>
-          <w:color w:val="8B1E1E"/>
-        </w:rPr>
-        <w:t>Decisao Arquitetural (ADR)</w:t>
-      </w:r>
-    </w:p>
-    <w:p>
-      <w:r>
-        <w:t>ADR-042 — Recuperacao Hibrida + Grafo</w:t>
-      </w:r>
-    </w:p>
-    <w:tbl>
-      <w:tblPr>
-        <w:tblStyle w:val="LightGrid-Accent1"/>
-        <w:tblW w:type="auto" w:w="0"/>
-        <w:tblLook w:firstColumn="1" w:firstRow="1" w:lastColumn="0" w:lastRow="0" w:noHBand="0" w:noVBand="1" w:val="04A0"/>
-      </w:tblPr>
-      <w:tblGrid>
-        <w:gridCol w:w="2209"/>
-        <w:gridCol w:w="2209"/>
-        <w:gridCol w:w="2209"/>
-        <w:gridCol w:w="2209"/>
-      </w:tblGrid>
-      <w:tr>
-        <w:tc>
-          <w:tcPr>
-            <w:tcW w:type="dxa" w:w="2209"/>
-          </w:tcPr>
-          <w:p>
-            <w:r>
-              <w:t>Opcao</w:t>
-            </w:r>
-          </w:p>
-        </w:tc>
-        <w:tc>
-          <w:tcPr>
-            <w:tcW w:type="dxa" w:w="2209"/>
-          </w:tcPr>
-          <w:p>
-            <w:r>
-              <w:t>Pro</w:t>
-            </w:r>
-          </w:p>
-        </w:tc>
-        <w:tc>
-          <w:tcPr>
-            <w:tcW w:type="dxa" w:w="2209"/>
-          </w:tcPr>
-          <w:p>
-            <w:r>
-              <w:t>Contra</w:t>
-            </w:r>
-          </w:p>
-        </w:tc>
-        <w:tc>
-          <w:tcPr>
-            <w:tcW w:type="dxa" w:w="2209"/>
-          </w:tcPr>
-          <w:p>
-            <w:r>
-              <w:t>Decisao</w:t>
-            </w:r>
-          </w:p>
-        </w:tc>
-      </w:tr>
-      <w:tr>
-        <w:tc>
-          <w:tcPr>
-            <w:tcW w:type="dxa" w:w="2209"/>
-          </w:tcPr>
-          <w:p>
-            <w:r>
-              <w:t>BM25 + vetorial + GraphRAG</w:t>
-            </w:r>
-          </w:p>
-        </w:tc>
-        <w:tc>
-          <w:tcPr>
-            <w:tcW w:type="dxa" w:w="2209"/>
-          </w:tcPr>
-          <w:p>
-            <w:r>
-              <w:t>cobra todos</w:t>
-            </w:r>
-          </w:p>
-        </w:tc>
-        <w:tc>
-          <w:tcPr>
-            <w:tcW w:type="dxa" w:w="2209"/>
-          </w:tcPr>
-          <w:p>
-            <w:r>
-              <w:t>complexo</w:t>
-            </w:r>
-          </w:p>
-        </w:tc>
-        <w:tc>
-          <w:tcPr>
-            <w:tcW w:type="dxa" w:w="2209"/>
-          </w:tcPr>
-          <w:p>
-            <w:r>
-              <w:t>ESCOLHIDA</w:t>
-            </w:r>
-          </w:p>
-        </w:tc>
-      </w:tr>
-    </w:tbl>
-    <w:p>
-      <w:r>
-        <w:rPr>
-          <w:b/>
-        </w:rPr>
-        <w:t xml:space="preserve">Nota: </w:t>
-      </w:r>
-      <w:r>
-        <w:t>RRF funde ranks; GraphRAG via traversal.</w:t>
-      </w:r>
-    </w:p>
-    <w:p>
-      <w:pPr>
-        <w:pStyle w:val="Heading2"/>
-      </w:pPr>
-      <w:r>
-        <w:rPr>
-          <w:color w:val="8B1E1E"/>
-        </w:rPr>
-        <w:t>Entregas</w:t>
+        <w:t>Script eval_rag.py: mede precisão@5 e latência.</w:t>
       </w:r>
     </w:p>
     <w:p>
@@ -477,266 +306,43 @@
         <w:pStyle w:val="ListBullet"/>
       </w:pPr>
       <w:r>
-        <w:t>HYBRID-RAG.md.</w:t>
+        <w:t>Doc arquitetura.md: quando usar vetor vs grafo.</w:t>
       </w:r>
     </w:p>
     <w:p>
       <w:pPr>
-        <w:pStyle w:val="ListBullet"/>
+        <w:pStyle w:val="Heading1"/>
       </w:pPr>
       <w:r>
-        <w:t>hybrid_rag.py.</w:t>
+        <w:t>7. Métricas</w:t>
+      </w:r>
+    </w:p>
+    <w:p>
+      <w:r>
+        <w:t>Precisão@5 acumulada (%)S1S2S3S4S5S6S7S8S9S10S11S12Semana 1</w:t>
+      </w:r>
+    </w:p>
+    <w:p>
+      <w:r>
+        <w:t>Meta: precisão@5 ≥ 95% e latência de retrieval</w:t>
       </w:r>
     </w:p>
     <w:p>
       <w:pPr>
-        <w:pStyle w:val="ListBullet"/>
+        <w:pStyle w:val="Heading1"/>
       </w:pPr>
       <w:r>
-        <w:t>graph_schema.cypher.</w:t>
+        <w:t>8. Status final</w:t>
       </w:r>
     </w:p>
     <w:p>
-      <w:pPr>
-        <w:pStyle w:val="Heading2"/>
-      </w:pPr>
       <w:r>
-        <w:rPr>
-          <w:color w:val="8B1E1E"/>
-        </w:rPr>
-        <w:t>Validacao</w:t>
-      </w:r>
-    </w:p>
-    <w:p>
-      <w:pPr>
-        <w:pStyle w:val="ListNumber"/>
-      </w:pPr>
-      <w:r>
-        <w:t>Avaliar em 30 perguntas (10 exatas, 10 sinonimos, 10 relacao).</w:t>
-      </w:r>
-    </w:p>
-    <w:p>
-      <w:pPr>
-        <w:pStyle w:val="ListNumber"/>
-      </w:pPr>
-      <w:r>
-        <w:t>Comparar hit@5.</w:t>
-      </w:r>
-    </w:p>
-    <w:p>
-      <w:pPr>
-        <w:pStyle w:val="ListNumber"/>
-      </w:pPr>
-      <w:r>
-        <w:t>Confirmar GraphRAG resolve relacoes.</w:t>
-      </w:r>
-    </w:p>
-    <w:p>
-      <w:pPr>
-        <w:pStyle w:val="Heading2"/>
-      </w:pPr>
-      <w:r>
-        <w:rPr>
-          <w:color w:val="8B1E1E"/>
-        </w:rPr>
-        <w:t>Metricas e SLO</w:t>
-      </w:r>
-    </w:p>
-    <w:tbl>
-      <w:tblPr>
-        <w:tblStyle w:val="LightGrid-Accent1"/>
-        <w:tblW w:type="auto" w:w="0"/>
-        <w:tblLook w:firstColumn="1" w:firstRow="1" w:lastColumn="0" w:lastRow="0" w:noHBand="0" w:noVBand="1" w:val="04A0"/>
-      </w:tblPr>
-      <w:tblGrid>
-        <w:gridCol w:w="4419"/>
-        <w:gridCol w:w="4419"/>
-      </w:tblGrid>
-      <w:tr>
-        <w:tc>
-          <w:tcPr>
-            <w:tcW w:type="dxa" w:w="4419"/>
-          </w:tcPr>
-          <w:p>
-            <w:r>
-              <w:t>SLO</w:t>
-            </w:r>
-          </w:p>
-        </w:tc>
-        <w:tc>
-          <w:tcPr>
-            <w:tcW w:type="dxa" w:w="4419"/>
-          </w:tcPr>
-          <w:p>
-            <w:r>
-              <w:t>Alvo</w:t>
-            </w:r>
-          </w:p>
-        </w:tc>
-      </w:tr>
-      <w:tr>
-        <w:tc>
-          <w:tcPr>
-            <w:tcW w:type="dxa" w:w="4419"/>
-          </w:tcPr>
-          <w:p>
-            <w:r>
-              <w:t>hit@5 (relacao)</w:t>
-            </w:r>
-          </w:p>
-        </w:tc>
-        <w:tc>
-          <w:tcPr>
-            <w:tcW w:type="dxa" w:w="4419"/>
-          </w:tcPr>
-          <w:p>
-            <w:r>
-              <w:t>&gt;= 0.9</w:t>
-            </w:r>
-          </w:p>
-        </w:tc>
-      </w:tr>
-      <w:tr>
-        <w:tc>
-          <w:tcPr>
-            <w:tcW w:type="dxa" w:w="4419"/>
-          </w:tcPr>
-          <w:p>
-            <w:r>
-              <w:t>hit@5 (exato)</w:t>
-            </w:r>
-          </w:p>
-        </w:tc>
-        <w:tc>
-          <w:tcPr>
-            <w:tcW w:type="dxa" w:w="4419"/>
-          </w:tcPr>
-          <w:p>
-            <w:r>
-              <w:t>&gt;= 0.95</w:t>
-            </w:r>
-          </w:p>
-        </w:tc>
-      </w:tr>
-    </w:tbl>
-    <w:p>
-      <w:pPr>
-        <w:pStyle w:val="Heading2"/>
-      </w:pPr>
-      <w:r>
-        <w:rPr>
-          <w:color w:val="8B1E1E"/>
-        </w:rPr>
-        <w:t>Riscos</w:t>
-      </w:r>
-    </w:p>
-    <w:tbl>
-      <w:tblPr>
-        <w:tblStyle w:val="LightGrid-Accent1"/>
-        <w:tblW w:type="auto" w:w="0"/>
-        <w:tblLook w:firstColumn="1" w:firstRow="1" w:lastColumn="0" w:lastRow="0" w:noHBand="0" w:noVBand="1" w:val="04A0"/>
-      </w:tblPr>
-      <w:tblGrid>
-        <w:gridCol w:w="4419"/>
-        <w:gridCol w:w="4419"/>
-      </w:tblGrid>
-      <w:tr>
-        <w:tc>
-          <w:tcPr>
-            <w:tcW w:type="dxa" w:w="4419"/>
-          </w:tcPr>
-          <w:p>
-            <w:r>
-              <w:t>Risco</w:t>
-            </w:r>
-          </w:p>
-        </w:tc>
-        <w:tc>
-          <w:tcPr>
-            <w:tcW w:type="dxa" w:w="4419"/>
-          </w:tcPr>
-          <w:p>
-            <w:r>
-              <w:t>Mitigacao</w:t>
-            </w:r>
-          </w:p>
-        </w:tc>
-      </w:tr>
-      <w:tr>
-        <w:tc>
-          <w:tcPr>
-            <w:tcW w:type="dxa" w:w="4419"/>
-          </w:tcPr>
-          <w:p>
-            <w:r>
-              <w:t>Grafo desatualizado</w:t>
-            </w:r>
-          </w:p>
-        </w:tc>
-        <w:tc>
-          <w:tcPr>
-            <w:tcW w:type="dxa" w:w="4419"/>
-          </w:tcPr>
-          <w:p>
-            <w:r>
-              <w:t>rebuild incremental</w:t>
-            </w:r>
-          </w:p>
-        </w:tc>
-      </w:tr>
-      <w:tr>
-        <w:tc>
-          <w:tcPr>
-            <w:tcW w:type="dxa" w:w="4419"/>
-          </w:tcPr>
-          <w:p>
-            <w:r>
-              <w:t>RRF ruim</w:t>
-            </w:r>
-          </w:p>
-        </w:tc>
-        <w:tc>
-          <w:tcPr>
-            <w:tcW w:type="dxa" w:w="4419"/>
-          </w:tcPr>
-          <w:p>
-            <w:r>
-              <w:t>tunar</w:t>
-            </w:r>
-          </w:p>
-        </w:tc>
-      </w:tr>
-    </w:tbl>
-    <w:p>
-      <w:pPr>
-        <w:pStyle w:val="Heading2"/>
-      </w:pPr>
-      <w:r>
-        <w:rPr>
-          <w:color w:val="8B1E1E"/>
-        </w:rPr>
-        <w:t>Proximos Passos</w:t>
-      </w:r>
-    </w:p>
-    <w:p>
-      <w:pPr>
-        <w:pStyle w:val="ListBullet"/>
-      </w:pPr>
-      <w:r>
-        <w:t>RAGAS.</w:t>
-      </w:r>
-    </w:p>
-    <w:p>
-      <w:pPr>
-        <w:pStyle w:val="ListBullet"/>
-      </w:pPr>
-      <w:r>
-        <w:t>Cache de subgrafos.</w:t>
+        <w:t>NÃO publicado — Desenvolvido e em homologação. Aguarda revisão antes de produção.</w:t>
       </w:r>
     </w:p>
     <w:sectPr>
       <w:pgSz w:w="12240" w:h="15840"/>
-      <w:pgMar w:top="1417" w:right="1701" w:bottom="1417" w:left="1701" w:header="720" w:footer="720" w:gutter="0"/>
+      <w:pgMar w:top="1440" w:right="1800" w:bottom="1440" w:left="1800" w:header="720" w:footer="720" w:gutter="0"/>
       <w:cols w:space="720"/>
       <w:docGrid w:linePitch="360"/>
     </w:sectPr>
@@ -1107,10 +713,6 @@
     <w:name w:val="Normal"/>
     <w:qFormat/>
     <w:rsid w:val="00FC693F"/>
-    <w:rPr>
-      <w:rFonts w:ascii="Calibri" w:hAnsi="Calibri"/>
-      <w:sz w:val="22"/>
-    </w:rPr>
   </w:style>
   <w:style w:type="paragraph" w:styleId="Header">
     <w:name w:val="header"/>
